--- a/Preguntas.docx
+++ b/Preguntas.docx
@@ -1030,7 +1030,7 @@
           <w:b/>
           <w:bCs/>
         </w:rPr>
-        <w:t xml:space="preserve">ESC-CAL-DIS-0008 </w:t>
+        <w:t xml:space="preserve">ESC-CAL-CON-0010 </w:t>
       </w:r>
       <w:r>
         <w:rPr>
@@ -1045,6 +1045,15 @@
           <w:bCs/>
         </w:rPr>
         <w:t xml:space="preserve"> Recuperación automática</w:t>
+      </w:r>
+    </w:p>
+    <w:p>
+      <w:r>
+        <w:rPr>
+          <w:i/>
+          <w:color w:val="C00000"/>
+        </w:rPr>
+        <w:t>⚠ Escenario reubicado en clase (antes ESC-CAL-DIS-0008, ahora ESC-CAL-CON-0010 bajo Confiabilidad) — NECESITA VERIFICACIÓN: confirmar si el contenido de abajo sigue aplicando al nuevo escenario o hay que reescribirlo.</w:t>
       </w:r>
     </w:p>
     <w:p>
